--- a/apps/legal-docs-blueprints/templates/ventas_sociedad/carta_carro_nuevo_sociedad/carta_carro_nuevo_sociedad.docx
+++ b/apps/legal-docs-blueprints/templates/ventas_sociedad/carta_carro_nuevo_sociedad/carta_carro_nuevo_sociedad.docx
@@ -467,7 +467,6 @@
           <w:bCs w:val="1"/>
           <w:sz w:val="20"/>
           <w:szCs w:val="20"/>
-          <w:u w:val="single"/>
           <w:rtl w:val="0"/>
         </w:rPr>
         <w:t xml:space="preserve">en forma personal</w:t>

--- a/apps/legal-docs-blueprints/templates/ventas_sociedad/carta_carro_nuevo_sociedad/carta_carro_nuevo_sociedad.docx
+++ b/apps/legal-docs-blueprints/templates/ventas_sociedad/carta_carro_nuevo_sociedad/carta_carro_nuevo_sociedad.docx
@@ -467,6 +467,7 @@
           <w:bCs w:val="1"/>
           <w:sz w:val="20"/>
           <w:szCs w:val="20"/>
+          <w:u w:val="single"/>
           <w:rtl w:val="0"/>
         </w:rPr>
         <w:t xml:space="preserve">en forma personal</w:t>
